--- a/FN585/Assignment1/Assignment1_FINAL.docx
+++ b/FN585/Assignment1/Assignment1_FINAL.docx
@@ -452,7 +452,7 @@
           <w:i w:val="0"/>
           <w:sz w:val="22"/>
         </w:rPr>
-        <w:t>Three pieces of evidence bear on whether inflt is stationary. First, the time-series plot in Figure 1 shows a mean that shifts between distinct regimes and volatility that changes over time. A stationary process would not display these features. Second, the ACF decays very slowly from 0.8258 at lag 1, remaining significant at all 20 lags, which is typical of a unit root process. Third, I run the ADF test using ur.df() in R under three specifications: type="trend" (which includes a constant and time trend), type="drift" (constant only), and type="none" (no deterministic terms). The drift specification is the most appropriate here because inflt has a non-zero mean but no clear linear trend. Under drift the ADF test statistic is -3.4176, compared with critical values of -3.46 (1%), -2.88 (5%), and -2.57 (10%). The test statistic is more negative than the 10% critical value but not more negative than the 5% value, so we cannot reject the null of a unit root at the 5% significance level. Taken together the visual, ACF, and formal test evidence all point to inflt being non-stationary, or I(1).</w:t>
+        <w:t>Three pieces of evidence bear on whether inflt is stationary. First, the time-series plot in Figure 1 shows a mean that shifts between distinct regimes and volatility that changes over time. A stationary process would not display these features. Second, the ACF decays very slowly from 0.8258 at lag 1, remaining significant at all 20 lags, which is typical of a unit root process. Third, I run the ADF test using ur.df() in R under three specifications: type="trend" (which includes a constant and time trend), type="drift" (constant only), and type="none" (no deterministic terms). The drift specification is the most appropriate here because inflt has a non-zero mean but no clear linear trend. Under drift the ADF test statistic is -3.4176, compared with critical values of -3.46 (1%), -2.88 (5%), and -2.57 (10%). The test statistic of -3.4176 is more negative than the 5% critical value but not more negative than the 1% value, so we reject the unit root null at the 5% level but not at 1%. This is a borderline result. ADF tests are known to have low power when a series exhibits structural breaks or shifts in mean, as inflt clearly does across the Volcker disinflation. The strong visual evidence of a non-constant mean, the slow ACF decay, and the failure to reject at 1% all support treating inflt as I(1) for modelling purposes.</w:t>
       </w:r>
     </w:p>
     <w:p>
@@ -483,7 +483,7 @@
           <w:i w:val="0"/>
           <w:sz w:val="22"/>
         </w:rPr>
-        <w:t>If inflt is I(1) then delta inflt should be I(0). The time-series plot of delta inflt in Figure 4 oscillates around zero with no visible trend or drifting mean. The ACF drops off immediately, with a lag-1 value of just -0.2583. For the ADF test I use type="none" because once a series has been differenced there is no reason to expect a non-zero intercept or deterministic trend. The test statistic is -14.6636, far more negative than the 1% critical value of -2.58 (5%: -1.95, 10%: -1.62). We reject the null at the 1% level with no ambiguity. Delta inflt is stationary, confirming that inflation is integrated of order one.</w:t>
+        <w:t>If inflt is I(1) then delta inflt should be I(0). The time-series plot of delta inflt in Figure 4 oscillates around zero with no visible trend or drifting mean. The ACF drops off immediately, with a lag-1 value of just -0.2583. I run ur.df() under all three specifications. The type="trend" and type="drift" results are redundant here since a differenced series should have neither a deterministic trend nor a non-zero mean, but they are estimated for completeness and both reject the unit root null at the 1% level. The most appropriate specification is type="none". The test statistic under this specification is -14.6636, far more negative than the 1% critical value of -2.58 (5%: -1.95, 10%: -1.62). We reject the null at the 1% level with no ambiguity. Delta inflt is stationary, confirming that inflation is integrated of order one.</w:t>
       </w:r>
     </w:p>
     <w:p>
@@ -601,7 +601,7 @@
           <w:i w:val="0"/>
           <w:sz w:val="22"/>
         </w:rPr>
-        <w:t>The unemployment rate plot in Figure 7 shows cyclical fluctuations that recur every few years but no sustained upward or downward trend, so the drift specification is appropriate for the ADF test. The test statistic under drift is -2.8959 against critical values of -3.46 (1%), -2.88 (5%), and -2.57 (10%). The statistic is more negative than the 10% value but fails to beat the 5% critical value, so we cannot reject the unit root null at conventional significance levels. This result should be read carefully. Unemployment is bounded between 0 and 100 in theory and between roughly 3 and 11 in practice, so a true unit root is implausible in the long run. The series is more likely highly persistent with a near-unit root in finite samples. For modelling purposes we treat it as non-stationary or near-integrated over this sample.</w:t>
+        <w:t>The unemployment rate plot in Figure 7 shows cyclical fluctuations that recur every few years but no sustained upward or downward trend, so the drift specification is appropriate for the ADF test. I run ur.df() under all three specifications for completeness. Under drift, the test statistic is -2.8959 against critical values of -3.46 (1%), -2.88 (5%), and -2.57 (10%). The statistic of -2.8959 is extremely close to the 5% critical value and does not reject at the 1% level, so we cannot reject the unit root null at conventional 1% significance. This result should be read carefully. Unemployment is bounded between 0 and 100 in theory and between roughly 3 and 11 in practice, so a true unit root is implausible in the long run. The series is more likely highly persistent with a near-unit root in finite samples. For modelling purposes we treat it as non-stationary or near-integrated over this sample.</w:t>
       </w:r>
     </w:p>
     <w:p>
